--- a/docs/research/extensions/speckit_superpowers/implementation/CONSTITUTION_INTEGRATION.docx
+++ b/docs/research/extensions/speckit_superpowers/implementation/CONSTITUTION_INTEGRATION.docx
@@ -67,7 +67,7 @@
               <w:pStyle w:val="Compact"/>
             </w:pPr>
             <w:r>
-              <w:t xml:space="preserve">1</w:t>
+              <w:t xml:space="preserve">2</w:t>
             </w:r>
           </w:p>
         </w:tc>
@@ -115,7 +115,7 @@
               <w:pStyle w:val="Compact"/>
             </w:pPr>
             <w:r>
-              <w:t xml:space="preserve">2026-07-24</w:t>
+              <w:t xml:space="preserve">2026-09-22</w:t>
             </w:r>
           </w:p>
         </w:tc>
@@ -163,7 +163,17 @@
               <w:pStyle w:val="Compact"/>
             </w:pPr>
             <w:r>
-              <w:t xml:space="preserve">SpecKit-Superpowers Bridge constitutional integration plan — new anchor proposal §11.4.NNB, governance-file amendment catalogue, consumer-onboarding recipe, and per-§-letter binding table.</w:t>
+              <w:t xml:space="preserve">SpecKit-Superpowers Bridge constitutional integration plan — new anchor proposal §11.4.NNB (UNLANDED), governance-file amendment catalogue, consumer-onboarding recipe, and per-§-letter binding table.</w:t>
+            </w:r>
+            <w:r>
+              <w:t xml:space="preserve"> </w:t>
+            </w:r>
+            <w:r>
+              <w:rPr>
+                <w:b/>
+                <w:bCs/>
+              </w:rPr>
+              <w:t xml:space="preserve">2026-09-22 (HXC-159 Phase B3): the §2 anchor proposal's implicit dependency on the never-built nano-task-engine/"SuperBridge MCP" infrastructure is flagged and corrected — see the amendment note at §2.</w:t>
             </w:r>
           </w:p>
         </w:tc>
@@ -235,7 +245,7 @@
               <w:pStyle w:val="Compact"/>
             </w:pPr>
             <w:r>
-              <w:t xml:space="preserve">initial document</w:t>
+              <w:t xml:space="preserve">initial document + HXC-159 Phase B3 architecture-correction pass (§2 amendment note)</w:t>
             </w:r>
           </w:p>
         </w:tc>
@@ -300,6 +310,111 @@
         </w:tc>
       </w:tr>
     </w:tbl>
+    <w:p>
+      <w:pPr>
+        <w:pStyle w:val="BlockText"/>
+      </w:pPr>
+      <w:r>
+        <w:rPr>
+          <w:b/>
+          <w:bCs/>
+        </w:rPr>
+        <w:t xml:space="preserve">ARCHITECTURE AMENDMENT — 2026-09-22 (HXC-159 Phase B3).</w:t>
+      </w:r>
+      <w:r>
+        <w:t xml:space="preserve"> </w:t>
+      </w:r>
+      <w:r>
+        <w:t xml:space="preserve">This project's</w:t>
+      </w:r>
+      <w:r>
+        <w:t xml:space="preserve"> </w:t>
+      </w:r>
+      <w:r>
+        <w:t xml:space="preserve">REAL Bridge architecture has been corrected to 6 layers with no MCP</w:t>
+      </w:r>
+      <w:r>
+        <w:t xml:space="preserve"> </w:t>
+      </w:r>
+      <w:r>
+        <w:t xml:space="preserve">execution tier — "SuperBridge MCP" was independently re-derived twice</w:t>
+      </w:r>
+      <w:r>
+        <w:t xml:space="preserve"> </w:t>
+      </w:r>
+      <w:r>
+        <w:t xml:space="preserve">(GitHub</w:t>
+      </w:r>
+      <w:r>
+        <w:t xml:space="preserve"> </w:t>
+      </w:r>
+      <w:r>
+        <w:rPr>
+          <w:rStyle w:val="VerbatimChar"/>
+        </w:rPr>
+        <w:t xml:space="preserve">total_count: 0</w:t>
+      </w:r>
+      <w:r>
+        <w:t xml:space="preserve">; npm exact-name lookup</w:t>
+      </w:r>
+      <w:r>
+        <w:t xml:space="preserve"> </w:t>
+      </w:r>
+      <w:r>
+        <w:rPr>
+          <w:rStyle w:val="VerbatimChar"/>
+        </w:rPr>
+        <w:t xml:space="preserve">HTTP 404</w:t>
+      </w:r>
+      <w:r>
+        <w:t xml:space="preserve">) not to exist as</w:t>
+      </w:r>
+      <w:r>
+        <w:t xml:space="preserve"> </w:t>
+      </w:r>
+      <w:r>
+        <w:t xml:space="preserve">software. See</w:t>
+      </w:r>
+      <w:r>
+        <w:t xml:space="preserve"> </w:t>
+      </w:r>
+      <w:r>
+        <w:rPr>
+          <w:rStyle w:val="VerbatimChar"/>
+        </w:rPr>
+        <w:t xml:space="preserve">../README.md#architecture-amendment-2026-09-22</w:t>
+      </w:r>
+      <w:r>
+        <w:t xml:space="preserve"> </w:t>
+      </w:r>
+      <w:r>
+        <w:t xml:space="preserve">for the full</w:t>
+      </w:r>
+      <w:r>
+        <w:t xml:space="preserve"> </w:t>
+      </w:r>
+      <w:r>
+        <w:t xml:space="preserve">finding and the worked proof (Spec Kit + Superpowers + Claude Code's own</w:t>
+      </w:r>
+      <w:r>
+        <w:t xml:space="preserve"> </w:t>
+      </w:r>
+      <w:r>
+        <w:t xml:space="preserve">skill/subagent machinery). The §2 anchor proposal below is corrected</w:t>
+      </w:r>
+      <w:r>
+        <w:t xml:space="preserve"> </w:t>
+      </w:r>
+      <w:r>
+        <w:t xml:space="preserve">in-place (see its own amendment note); the remainder of this document is</w:t>
+      </w:r>
+      <w:r>
+        <w:t xml:space="preserve"> </w:t>
+      </w:r>
+      <w:r>
+        <w:t xml:space="preserve">unaffected design content.</w:t>
+      </w:r>
+    </w:p>
     <w:bookmarkStart w:id="10" w:name="table-of-contents"/>
     <w:p>
       <w:pPr>
@@ -1067,6 +1182,312 @@
       </w:pPr>
       <w:r>
         <w:t xml:space="preserve">§2. New Constitution Anchor Proposal — SpecKit-Superpowers Lifecycle</w:t>
+      </w:r>
+    </w:p>
+    <w:p>
+      <w:pPr>
+        <w:pStyle w:val="BlockText"/>
+      </w:pPr>
+      <w:r>
+        <w:rPr>
+          <w:b/>
+          <w:bCs/>
+        </w:rPr>
+        <w:t xml:space="preserve">ARCHITECTURE AMENDMENT — 2026-09-22 (HXC-159 Phase B3).</w:t>
+      </w:r>
+      <w:r>
+        <w:t xml:space="preserve"> </w:t>
+      </w:r>
+      <w:r>
+        <w:t xml:space="preserve">This anchor</w:t>
+      </w:r>
+      <w:r>
+        <w:t xml:space="preserve"> </w:t>
+      </w:r>
+      <w:r>
+        <w:t xml:space="preserve">proposal is</w:t>
+      </w:r>
+      <w:r>
+        <w:t xml:space="preserve"> </w:t>
+      </w:r>
+      <w:r>
+        <w:rPr>
+          <w:b/>
+          <w:bCs/>
+        </w:rPr>
+        <w:t xml:space="preserve">UNLANDED</w:t>
+      </w:r>
+      <w:r>
+        <w:t xml:space="preserve"> </w:t>
+      </w:r>
+      <w:r>
+        <w:t xml:space="preserve">— it has never been adopted into</w:t>
+      </w:r>
+      <w:r>
+        <w:t xml:space="preserve"> </w:t>
+      </w:r>
+      <w:r>
+        <w:rPr>
+          <w:rStyle w:val="VerbatimChar"/>
+        </w:rPr>
+        <w:t xml:space="preserve">Constitution.md</w:t>
+      </w:r>
+      <w:r>
+        <w:t xml:space="preserve">;</w:t>
+      </w:r>
+      <w:r>
+        <w:t xml:space="preserve"> </w:t>
+      </w:r>
+      <w:r>
+        <w:t xml:space="preserve">the anchor number itself is explicitly a placeholder ("the actual number is</w:t>
+      </w:r>
+      <w:r>
+        <w:t xml:space="preserve"> </w:t>
+      </w:r>
+      <w:r>
+        <w:t xml:space="preserve">assigned by the constitution maintainer on landing"). It calls the whole</w:t>
+      </w:r>
+      <w:r>
+        <w:t xml:space="preserve"> </w:t>
+      </w:r>
+      <w:r>
+        <w:t xml:space="preserve">Bridge a mandatory "core technology stack" including the nano-task</w:t>
+      </w:r>
+      <w:r>
+        <w:t xml:space="preserve"> </w:t>
+      </w:r>
+      <w:r>
+        <w:t xml:space="preserve">decomposition &amp; execution engine described elsewhere in this corpus</w:t>
+      </w:r>
+      <w:r>
+        <w:t xml:space="preserve"> </w:t>
+      </w:r>
+      <w:r>
+        <w:t xml:space="preserve">(</w:t>
+      </w:r>
+      <w:r>
+        <w:rPr>
+          <w:rStyle w:val="VerbatimChar"/>
+        </w:rPr>
+        <w:t xml:space="preserve">NANO_TASK_ENGINE.md</w:t>
+      </w:r>
+      <w:r>
+        <w:t xml:space="preserve">,</w:t>
+      </w:r>
+      <w:r>
+        <w:t xml:space="preserve"> </w:t>
+      </w:r>
+      <w:r>
+        <w:rPr>
+          <w:rStyle w:val="VerbatimChar"/>
+        </w:rPr>
+        <w:t xml:space="preserve">EXTENSION_DEVELOPMENT.md</w:t>
+      </w:r>
+      <w:r>
+        <w:t xml:space="preserve"> </w:t>
+      </w:r>
+      <w:r>
+        <w:t xml:space="preserve">Part C) — and that engine's</w:t>
+      </w:r>
+      <w:r>
+        <w:t xml:space="preserve"> </w:t>
+      </w:r>
+      <w:r>
+        <w:t xml:space="preserve">own design assumed a "SuperBridge MCP" execution tier which has been</w:t>
+      </w:r>
+      <w:r>
+        <w:t xml:space="preserve"> </w:t>
+      </w:r>
+      <w:r>
+        <w:t xml:space="preserve">independently re-derived TWICE (GitHub</w:t>
+      </w:r>
+      <w:r>
+        <w:t xml:space="preserve"> </w:t>
+      </w:r>
+      <w:r>
+        <w:rPr>
+          <w:rStyle w:val="VerbatimChar"/>
+        </w:rPr>
+        <w:t xml:space="preserve">total_count: 0</w:t>
+      </w:r>
+      <w:r>
+        <w:t xml:space="preserve">; npm exact-name</w:t>
+      </w:r>
+      <w:r>
+        <w:t xml:space="preserve"> </w:t>
+      </w:r>
+      <w:r>
+        <w:t xml:space="preserve">lookup</w:t>
+      </w:r>
+      <w:r>
+        <w:t xml:space="preserve"> </w:t>
+      </w:r>
+      <w:r>
+        <w:rPr>
+          <w:rStyle w:val="VerbatimChar"/>
+        </w:rPr>
+        <w:t xml:space="preserve">HTTP 404</w:t>
+      </w:r>
+      <w:r>
+        <w:t xml:space="preserve">)</w:t>
+      </w:r>
+      <w:r>
+        <w:t xml:space="preserve"> </w:t>
+      </w:r>
+      <w:r>
+        <w:rPr>
+          <w:b/>
+          <w:bCs/>
+        </w:rPr>
+        <w:t xml:space="preserve">not to exist as software</w:t>
+      </w:r>
+      <w:r>
+        <w:t xml:space="preserve">.</w:t>
+      </w:r>
+      <w:r>
+        <w:t xml:space="preserve"> </w:t>
+      </w:r>
+      <w:r>
+        <w:rPr>
+          <w:b/>
+          <w:bCs/>
+        </w:rPr>
+        <w:t xml:space="preserve">Verified 2026-09-22:</w:t>
+      </w:r>
+      <w:r>
+        <w:t xml:space="preserve"> </w:t>
+      </w:r>
+      <w:r>
+        <w:t xml:space="preserve">the pipeline text below (stage 5, IMPLEMENT) does NOT itself invoke an MCP</w:t>
+      </w:r>
+      <w:r>
+        <w:t xml:space="preserve"> </w:t>
+      </w:r>
+      <w:r>
+        <w:t xml:space="preserve">server — it already specifies subagent-driven execution in an isolated git</w:t>
+      </w:r>
+      <w:r>
+        <w:t xml:space="preserve"> </w:t>
+      </w:r>
+      <w:r>
+        <w:t xml:space="preserve">worktree (§11.4.70/§11.4.58 L4), which is consistent with the corrected</w:t>
+      </w:r>
+      <w:r>
+        <w:t xml:space="preserve"> </w:t>
+      </w:r>
+      <w:r>
+        <w:t xml:space="preserve">substitution. The correction needed here is narrower than a rewrite:</w:t>
+      </w:r>
+      <w:r>
+        <w:t xml:space="preserve"> </w:t>
+      </w:r>
+      <w:r>
+        <w:rPr>
+          <w:b/>
+          <w:bCs/>
+        </w:rPr>
+        <w:t xml:space="preserve">if</w:t>
+      </w:r>
+      <w:r>
+        <w:rPr>
+          <w:b/>
+          <w:bCs/>
+        </w:rPr>
+        <w:t xml:space="preserve"> </w:t>
+      </w:r>
+      <w:r>
+        <w:rPr>
+          <w:b/>
+          <w:bCs/>
+        </w:rPr>
+        <w:t xml:space="preserve">this proposal is ever pursued for landing</w:t>
+      </w:r>
+      <w:r>
+        <w:t xml:space="preserve">, its "core technology stack"</w:t>
+      </w:r>
+      <w:r>
+        <w:t xml:space="preserve"> </w:t>
+      </w:r>
+      <w:r>
+        <w:t xml:space="preserve">framing MUST be corrected to drop any implicit dependency on the never-built</w:t>
+      </w:r>
+      <w:r>
+        <w:t xml:space="preserve"> </w:t>
+      </w:r>
+      <w:r>
+        <w:t xml:space="preserve">nano-task-engine/MCP infrastructure, and its execution substrate MUST be</w:t>
+      </w:r>
+      <w:r>
+        <w:t xml:space="preserve"> </w:t>
+      </w:r>
+      <w:r>
+        <w:t xml:space="preserve">stated explicitly as</w:t>
+      </w:r>
+      <w:r>
+        <w:t xml:space="preserve"> </w:t>
+      </w:r>
+      <w:r>
+        <w:rPr>
+          <w:b/>
+          <w:bCs/>
+        </w:rPr>
+        <w:t xml:space="preserve">Spec Kit + Superpowers + Claude Code's own</w:t>
+      </w:r>
+      <w:r>
+        <w:rPr>
+          <w:b/>
+          <w:bCs/>
+        </w:rPr>
+        <w:t xml:space="preserve"> </w:t>
+      </w:r>
+      <w:r>
+        <w:rPr>
+          <w:b/>
+          <w:bCs/>
+        </w:rPr>
+        <w:t xml:space="preserve">skill/subagent machinery</w:t>
+      </w:r>
+      <w:r>
+        <w:t xml:space="preserve"> </w:t>
+      </w:r>
+      <w:r>
+        <w:t xml:space="preserve">(proven, not merely asserted, by the T-B3.02</w:t>
+      </w:r>
+      <w:r>
+        <w:t xml:space="preserve"> </w:t>
+      </w:r>
+      <w:r>
+        <w:t xml:space="preserve">worked run — see</w:t>
+      </w:r>
+      <w:r>
+        <w:t xml:space="preserve"> </w:t>
+      </w:r>
+      <w:r>
+        <w:rPr>
+          <w:rStyle w:val="VerbatimChar"/>
+        </w:rPr>
+        <w:t xml:space="preserve">../README.md#architecture-amendment-2026-09-22</w:t>
+      </w:r>
+      <w:r>
+        <w:t xml:space="preserve">) rather</w:t>
+      </w:r>
+      <w:r>
+        <w:t xml:space="preserve"> </w:t>
+      </w:r>
+      <w:r>
+        <w:t xml:space="preserve">than any MCP-server-mediated tool-contract layer. Until landed, nothing</w:t>
+      </w:r>
+      <w:r>
+        <w:t xml:space="preserve"> </w:t>
+      </w:r>
+      <w:r>
+        <w:t xml:space="preserve">below binds any project; it is retained design intent per</w:t>
+      </w:r>
+      <w:r>
+        <w:t xml:space="preserve"> </w:t>
+      </w:r>
+      <w:r>
+        <w:t xml:space="preserve">§11.4.35/§11.4.124.</w:t>
       </w:r>
     </w:p>
     <w:bookmarkStart w:id="13" w:name="proposed-anchor-number"/>
@@ -16913,7 +17334,7 @@
         <w:rFonts w:asciiTheme="minorHAnsi" w:cstheme="minorBidi" w:eastAsiaTheme="minorEastAsia" w:hAnsiTheme="minorHAnsi"/>
         <w:sz w:val="24"/>
         <w:szCs w:val="24"/>
-        <w:lang w:bidi="ar-SA" w:eastAsia="zh-CN" w:val="en"/>
+        <w:lang w:bidi="ar-SA" w:eastAsia="zh-CN" w:val="en-US"/>
       </w:rPr>
     </w:rPrDefault>
     <w:pPrDefault>
@@ -16965,8 +17386,8 @@
     </w:pPr>
     <w:rPr>
       <w:rFonts w:asciiTheme="majorHAnsi" w:cstheme="majorBidi" w:eastAsiaTheme="majorEastAsia" w:hAnsiTheme="majorHAnsi"/>
-      <w:sz w:val="40"/>
-      <w:szCs w:val="40"/>
+      <w:sz w:val="56"/>
+      <w:szCs w:val="56"/>
     </w:rPr>
   </w:style>
   <w:style w:customStyle="1" w:styleId="TitleChar" w:type="character">
@@ -17100,8 +17521,8 @@
     <w:rPr>
       <w:rFonts w:asciiTheme="majorHAnsi" w:cstheme="majorBidi" w:eastAsiaTheme="majorEastAsia" w:hAnsiTheme="majorHAnsi"/>
       <w:color w:themeColor="accent1" w:themeShade="BF" w:val="0F4761"/>
-      <w:sz w:val="32"/>
-      <w:szCs w:val="32"/>
+      <w:sz w:val="40"/>
+      <w:szCs w:val="40"/>
     </w:rPr>
   </w:style>
   <w:style w:styleId="Heading2" w:type="paragraph">
@@ -17123,8 +17544,8 @@
     <w:rPr>
       <w:rFonts w:asciiTheme="majorHAnsi" w:cstheme="majorBidi" w:eastAsiaTheme="majorEastAsia" w:hAnsiTheme="majorHAnsi"/>
       <w:color w:themeColor="accent1" w:themeShade="BF" w:val="0F4761"/>
-      <w:sz w:val="26"/>
-      <w:szCs w:val="26"/>
+      <w:sz w:val="32"/>
+      <w:szCs w:val="32"/>
     </w:rPr>
   </w:style>
   <w:style w:styleId="Heading3" w:type="paragraph">
@@ -17146,8 +17567,8 @@
     <w:rPr>
       <w:rFonts w:cstheme="majorBidi" w:eastAsiaTheme="majorEastAsia"/>
       <w:color w:themeColor="accent1" w:themeShade="BF" w:val="0F4761"/>
-      <w:sz w:val="24"/>
-      <w:szCs w:val="24"/>
+      <w:sz w:val="28"/>
+      <w:szCs w:val="28"/>
     </w:rPr>
   </w:style>
   <w:style w:styleId="Heading4" w:type="paragraph">
@@ -17167,8 +17588,6 @@
       <w:outlineLvl w:val="3"/>
     </w:pPr>
     <w:rPr>
-      <w:sz w:val="22"/>
-      <w:szCs w:val="22"/>
       <w:rFonts w:cstheme="majorBidi" w:eastAsiaTheme="majorEastAsia"/>
       <w:i/>
       <w:iCs/>
